--- a/vvdn/protocols/nfc/spi-rfid-transceiver-interface.docx
+++ b/vvdn/protocols/nfc/spi-rfid-transceiver-interface.docx
@@ -117,52 +117,7 @@
           <w:color w:val="282C34"/>
           <w:sz w:val="21"/>
         </w:rPr>
-        <w:t xml:space="preserve">At 848 kbps, payload data arrives at </w:t>
-      </w:r>
-      <w:r>
-        <w:rPr>
-          <w:i/>
-          <w:color w:val="145AA0"/>
-          <w:sz w:val="21"/>
-        </w:rPr>
-        <w:t>\sim 106 KB/s</w:t>
-      </w:r>
-      <w:r>
-        <w:rPr>
-          <w:color w:val="282C34"/>
-          <w:sz w:val="21"/>
-        </w:rPr>
-        <w:t xml:space="preserve">. An I2C bus at standard 100 kHz (effective </w:t>
-      </w:r>
-      <w:r>
-        <w:rPr>
-          <w:i/>
-          <w:color w:val="145AA0"/>
-          <w:sz w:val="21"/>
-        </w:rPr>
-        <w:t>\sim 10 KB/s</w:t>
-      </w:r>
-      <w:r>
-        <w:rPr>
-          <w:color w:val="282C34"/>
-          <w:sz w:val="21"/>
-        </w:rPr>
-        <w:t xml:space="preserve">) or Fast Mode 400 kHz (effective </w:t>
-      </w:r>
-      <w:r>
-        <w:rPr>
-          <w:i/>
-          <w:color w:val="145AA0"/>
-          <w:sz w:val="21"/>
-        </w:rPr>
-        <w:t>\sim 36 KB/s</w:t>
-      </w:r>
-      <w:r>
-        <w:rPr>
-          <w:color w:val="282C34"/>
-          <w:sz w:val="21"/>
-        </w:rPr>
-        <w:t>) cannot keep pace without massive on-chip buffering, causing internal FIFO overflows.</w:t>
+        <w:t>At 848 kbps, payload data arrives at sim 106 KB/s. An I2C bus at standard 100 kHz (effective sim 10 KB/s) or Fast Mode 400 kHz (effective sim 36 KB/s) cannot keep pace without massive on-chip buffering, causing internal FIFO overflows.</w:t>
       </w:r>
     </w:p>
     <w:p>
@@ -191,22 +146,7 @@
           <w:color w:val="282C34"/>
           <w:sz w:val="21"/>
         </w:rPr>
-        <w:t xml:space="preserve"> transfers data at </w:t>
-      </w:r>
-      <w:r>
-        <w:rPr>
-          <w:i/>
-          <w:color w:val="145AA0"/>
-          <w:sz w:val="21"/>
-        </w:rPr>
-        <w:t>\sim 600 to 1200 KB/s</w:t>
-      </w:r>
-      <w:r>
-        <w:rPr>
-          <w:color w:val="282C34"/>
-          <w:sz w:val="21"/>
-        </w:rPr>
-        <w:t>, draining transceiver FIFOs in microseconds.</w:t>
+        <w:t xml:space="preserve"> transfers data at sim 600 to 1200 KB/s, draining transceiver FIFOs in microseconds.</w:t>
       </w:r>
     </w:p>
     <w:p>
@@ -278,22 +218,7 @@
           <w:color w:val="282C34"/>
           <w:sz w:val="21"/>
         </w:rPr>
-        <w:t xml:space="preserve">Small hardware FIFOs (typically 64 bytes in MFRC522 or PN532) fill in less than </w:t>
-      </w:r>
-      <w:r>
-        <w:rPr>
-          <w:i/>
-          <w:color w:val="145AA0"/>
-          <w:sz w:val="21"/>
-        </w:rPr>
-        <w:t>600\ µs</w:t>
-      </w:r>
-      <w:r>
-        <w:rPr>
-          <w:color w:val="282C34"/>
-          <w:sz w:val="21"/>
-        </w:rPr>
-        <w:t xml:space="preserve"> at 848 kbps. High-speed SPI allows burst reads during interrupt service routines (ISRs) before buffer overrun occurs.</w:t>
+        <w:t>Small hardware FIFOs (typically 64 bytes in MFRC522 or PN532) fill in less than 600\ µs at 848 kbps. High-speed SPI allows burst reads during interrupt service routines (ISRs) before buffer overrun occurs.</w:t>
       </w:r>
     </w:p>
     <w:p>
@@ -433,7 +358,7 @@
           <w:color w:val="282C34"/>
           <w:sz w:val="21"/>
         </w:rPr>
-        <w:t>$\overline{\text{CS}}$ / NSS (Slave Select / Chip Select)</w:t>
+        <w:t>NOT(CS) / NSS (Slave Select / Chip Select)</w:t>
       </w:r>
       <w:r>
         <w:rPr>
@@ -512,22 +437,7 @@
           <w:color w:val="282C34"/>
           <w:sz w:val="21"/>
         </w:rPr>
-        <w:t xml:space="preserve">Driven by Host MCU. Transceivers typically support </w:t>
-      </w:r>
-      <w:r>
-        <w:rPr>
-          <w:i/>
-          <w:color w:val="145AA0"/>
-          <w:sz w:val="21"/>
-        </w:rPr>
-        <w:t>f_{SCLK</w:t>
-      </w:r>
-      <w:r>
-        <w:rPr>
-          <w:color w:val="282C34"/>
-          <w:sz w:val="21"/>
-        </w:rPr>
-        <w:t xml:space="preserve"> up to </w:t>
+        <w:t xml:space="preserve">Driven by Host MCU. Transceivers typically support f_SCLK up to </w:t>
       </w:r>
       <w:r>
         <w:rPr>
@@ -629,22 +539,7 @@
           <w:color w:val="282C34"/>
           <w:sz w:val="21"/>
         </w:rPr>
-        <w:t xml:space="preserve">Serial status/data stream from Transceiver to Host. Enters High-Z (tri-state) when </w:t>
-      </w:r>
-      <w:r>
-        <w:rPr>
-          <w:i/>
-          <w:color w:val="145AA0"/>
-          <w:sz w:val="21"/>
-        </w:rPr>
-        <w:t>\overline{CS</w:t>
-      </w:r>
-      <w:r>
-        <w:rPr>
-          <w:color w:val="282C34"/>
-          <w:sz w:val="21"/>
-        </w:rPr>
-        <w:t xml:space="preserve"> is HIGH.</w:t>
+        <w:t>Serial status/data stream from Transceiver to Host. Enters High-Z (tri-state) when NOT(CS) is HIGH.</w:t>
       </w:r>
     </w:p>
     <w:p>
@@ -822,7 +717,7 @@
           <w:color w:val="282C34"/>
           <w:sz w:val="21"/>
         </w:rPr>
-        <w:t>$\overline{\text{RSTPD}}$ / RST (Reset / Power-Down)</w:t>
+        <w:t>NOT(RSTPD) / RST (Reset / Power-Down)</w:t>
       </w:r>
       <w:r>
         <w:rPr>
@@ -843,37 +738,7 @@
           <w:color w:val="282C34"/>
           <w:sz w:val="21"/>
         </w:rPr>
-        <w:t xml:space="preserve">Hard reset and low-power sleep control. Driving this pin LOW shuts down internal analog oscillators, PLLs, and RF drivers, cutting quiescent current from </w:t>
-      </w:r>
-      <w:r>
-        <w:rPr>
-          <w:i/>
-          <w:color w:val="145AA0"/>
-          <w:sz w:val="21"/>
-        </w:rPr>
-        <w:t>\sim 30 mA</w:t>
-      </w:r>
-      <w:r>
-        <w:rPr>
-          <w:color w:val="282C34"/>
-          <w:sz w:val="21"/>
-        </w:rPr>
-        <w:t xml:space="preserve"> down to </w:t>
-      </w:r>
-      <w:r>
-        <w:rPr>
-          <w:i/>
-          <w:color w:val="145AA0"/>
-          <w:sz w:val="21"/>
-        </w:rPr>
-        <w:t>&lt; 5\ µA</w:t>
-      </w:r>
-      <w:r>
-        <w:rPr>
-          <w:color w:val="282C34"/>
-          <w:sz w:val="21"/>
-        </w:rPr>
-        <w:t>.</w:t>
+        <w:t>Hard reset and low-power sleep control. Driving this pin LOW shuts down internal analog oscillators, PLLs, and RF drivers, cutting quiescent current from sim 30 mA down to &lt; 5\ µA.</w:t>
       </w:r>
     </w:p>
     <w:p>
@@ -944,7 +809,7 @@
           <w:color w:val="282C34"/>
           <w:sz w:val="21"/>
         </w:rPr>
-        <w:t>$3.3\text{V}$ or $1.8\text{V}$</w:t>
+        <w:t>3.3V or 1.8V</w:t>
       </w:r>
       <w:r>
         <w:rPr>
@@ -1003,29 +868,14 @@
           <w:color w:val="282C34"/>
           <w:sz w:val="21"/>
         </w:rPr>
-        <w:t>$5.0\text{V}$</w:t>
+        <w:t>5.0V</w:t>
       </w:r>
       <w:r>
         <w:rPr>
           <w:color w:val="282C34"/>
           <w:sz w:val="21"/>
         </w:rPr>
-        <w:t xml:space="preserve"> to maximize magnetic field strength (</w:t>
-      </w:r>
-      <w:r>
-        <w:rPr>
-          <w:i/>
-          <w:color w:val="145AA0"/>
-          <w:sz w:val="21"/>
-        </w:rPr>
-        <w:t>H</w:t>
-      </w:r>
-      <w:r>
-        <w:rPr>
-          <w:color w:val="282C34"/>
-          <w:sz w:val="21"/>
-        </w:rPr>
-        <w:t>), but supply their digital logic (</w:t>
+        <w:t xml:space="preserve"> to maximize magnetic field strength (H), but supply their digital logic (</w:t>
       </w:r>
       <w:r>
         <w:rPr>
@@ -1063,7 +913,7 @@
           <w:color w:val="282C34"/>
           <w:sz w:val="21"/>
         </w:rPr>
-        <w:t>$3.3\text{V}$</w:t>
+        <w:t>3.3V</w:t>
       </w:r>
       <w:r>
         <w:rPr>
@@ -1246,22 +1096,7 @@
           <w:color w:val="282C34"/>
           <w:sz w:val="21"/>
         </w:rPr>
-        <w:t xml:space="preserve"> (</w:t>
-      </w:r>
-      <w:r>
-        <w:rPr>
-          <w:i/>
-          <w:color w:val="145AA0"/>
-          <w:sz w:val="21"/>
-        </w:rPr>
-        <w:t>CPOL = 0, CPHA = 0</w:t>
-      </w:r>
-      <w:r>
-        <w:rPr>
-          <w:color w:val="282C34"/>
-          <w:sz w:val="21"/>
-        </w:rPr>
-        <w:t>) — Clock idles LOW, data sampled on the rising edge, shifted on the falling edge.</w:t>
+        <w:t xml:space="preserve"> (CPOL = 0, CPHA = 0) — Clock idles LOW, data sampled on the rising edge, shifted on the falling edge.</w:t>
       </w:r>
     </w:p>
     <w:p>
@@ -1320,22 +1155,7 @@
           <w:color w:val="282C34"/>
           <w:sz w:val="21"/>
         </w:rPr>
-        <w:t xml:space="preserve">: Typically </w:t>
-      </w:r>
-      <w:r>
-        <w:rPr>
-          <w:i/>
-          <w:color w:val="145AA0"/>
-          <w:sz w:val="21"/>
-        </w:rPr>
-        <w:t>10 MHz</w:t>
-      </w:r>
-      <w:r>
-        <w:rPr>
-          <w:color w:val="282C34"/>
-          <w:sz w:val="21"/>
-        </w:rPr>
-        <w:t>.</w:t>
+        <w:t>: Typically 10 MHz.</w:t>
       </w:r>
     </w:p>
     <w:p>
@@ -1384,22 +1204,7 @@
           <w:color w:val="282C34"/>
           <w:sz w:val="21"/>
         </w:rPr>
-        <w:t xml:space="preserve">Assert </w:t>
-      </w:r>
-      <w:r>
-        <w:rPr>
-          <w:i/>
-          <w:color w:val="145AA0"/>
-          <w:sz w:val="21"/>
-        </w:rPr>
-        <w:t>\overline{CS</w:t>
-      </w:r>
-      <w:r>
-        <w:rPr>
-          <w:color w:val="282C34"/>
-          <w:sz w:val="21"/>
-        </w:rPr>
-        <w:t xml:space="preserve"> LOW.</w:t>
+        <w:t>Assert NOT(CS) LOW.</w:t>
       </w:r>
     </w:p>
     <w:p>
@@ -1486,22 +1291,7 @@
           <w:color w:val="282C34"/>
           <w:sz w:val="21"/>
         </w:rPr>
-        <w:t xml:space="preserve">Deassert </w:t>
-      </w:r>
-      <w:r>
-        <w:rPr>
-          <w:i/>
-          <w:color w:val="145AA0"/>
-          <w:sz w:val="21"/>
-        </w:rPr>
-        <w:t>\overline{CS</w:t>
-      </w:r>
-      <w:r>
-        <w:rPr>
-          <w:color w:val="282C34"/>
-          <w:sz w:val="21"/>
-        </w:rPr>
-        <w:t xml:space="preserve"> HIGH.</w:t>
+        <w:t>Deassert NOT(CS) HIGH.</w:t>
       </w:r>
     </w:p>
     <w:p>
@@ -1537,22 +1327,7 @@
           <w:color w:val="282C34"/>
           <w:sz w:val="21"/>
         </w:rPr>
-        <w:t xml:space="preserve">Assert </w:t>
-      </w:r>
-      <w:r>
-        <w:rPr>
-          <w:i/>
-          <w:color w:val="145AA0"/>
-          <w:sz w:val="21"/>
-        </w:rPr>
-        <w:t>\overline{CS</w:t>
-      </w:r>
-      <w:r>
-        <w:rPr>
-          <w:color w:val="282C34"/>
-          <w:sz w:val="21"/>
-        </w:rPr>
-        <w:t xml:space="preserve"> LOW.</w:t>
+        <w:t>Assert NOT(CS) LOW.</w:t>
       </w:r>
     </w:p>
     <w:p>
@@ -1654,22 +1429,7 @@
           <w:color w:val="282C34"/>
           <w:sz w:val="21"/>
         </w:rPr>
-        <w:t xml:space="preserve">Deassert </w:t>
-      </w:r>
-      <w:r>
-        <w:rPr>
-          <w:i/>
-          <w:color w:val="145AA0"/>
-          <w:sz w:val="21"/>
-        </w:rPr>
-        <w:t>\overline{CS</w:t>
-      </w:r>
-      <w:r>
-        <w:rPr>
-          <w:color w:val="282C34"/>
-          <w:sz w:val="21"/>
-        </w:rPr>
-        <w:t xml:space="preserve"> HIGH.</w:t>
+        <w:t>Deassert NOT(CS) HIGH.</w:t>
       </w:r>
     </w:p>
     <w:p>
@@ -1719,22 +1479,7 @@
           <w:color w:val="282C34"/>
           <w:sz w:val="21"/>
         </w:rPr>
-        <w:t xml:space="preserve">Assert </w:t>
-      </w:r>
-      <w:r>
-        <w:rPr>
-          <w:i/>
-          <w:color w:val="145AA0"/>
-          <w:sz w:val="21"/>
-        </w:rPr>
-        <w:t>\overline{CS</w:t>
-      </w:r>
-      <w:r>
-        <w:rPr>
-          <w:color w:val="282C34"/>
-          <w:sz w:val="21"/>
-        </w:rPr>
-        <w:t xml:space="preserve"> LOW.</w:t>
+        <w:t>Assert NOT(CS) LOW.</w:t>
       </w:r>
     </w:p>
     <w:p>
@@ -1763,22 +1508,7 @@
           <w:color w:val="282C34"/>
           <w:sz w:val="21"/>
         </w:rPr>
-        <w:t xml:space="preserve"> on MFRC522 </w:t>
-      </w:r>
-      <w:r>
-        <w:rPr>
-          <w:i/>
-          <w:color w:val="145AA0"/>
-          <w:sz w:val="21"/>
-        </w:rPr>
-        <w:t>\rightarrow</w:t>
-      </w:r>
-      <w:r>
-        <w:rPr>
-          <w:color w:val="282C34"/>
-          <w:sz w:val="21"/>
-        </w:rPr>
-        <w:t xml:space="preserve"> Read Byte: </w:t>
+        <w:t xml:space="preserve"> on MFRC522 -&gt; Read Byte: </w:t>
       </w:r>
       <w:r>
         <w:rPr>
@@ -1807,22 +1537,7 @@
           <w:color w:val="282C34"/>
           <w:sz w:val="21"/>
         </w:rPr>
-        <w:t xml:space="preserve">Continue sending dummy bytes (read) or payload bytes (write) while holding </w:t>
-      </w:r>
-      <w:r>
-        <w:rPr>
-          <w:i/>
-          <w:color w:val="145AA0"/>
-          <w:sz w:val="21"/>
-        </w:rPr>
-        <w:t>\overline{CS</w:t>
-      </w:r>
-      <w:r>
-        <w:rPr>
-          <w:color w:val="282C34"/>
-          <w:sz w:val="21"/>
-        </w:rPr>
-        <w:t xml:space="preserve"> LOW. The transceiver automatically streams bytes into or out of the internal FIFO ring buffer.</w:t>
+        <w:t>Continue sending dummy bytes (read) or payload bytes (write) while holding NOT(CS) LOW. The transceiver automatically streams bytes into or out of the internal FIFO ring buffer.</w:t>
       </w:r>
     </w:p>
     <w:p>
@@ -1836,22 +1551,7 @@
           <w:color w:val="282C34"/>
           <w:sz w:val="21"/>
         </w:rPr>
-        <w:t xml:space="preserve">Deassert </w:t>
-      </w:r>
-      <w:r>
-        <w:rPr>
-          <w:i/>
-          <w:color w:val="145AA0"/>
-          <w:sz w:val="21"/>
-        </w:rPr>
-        <w:t>\overline{CS</w:t>
-      </w:r>
-      <w:r>
-        <w:rPr>
-          <w:color w:val="282C34"/>
-          <w:sz w:val="21"/>
-        </w:rPr>
-        <w:t xml:space="preserve"> HIGH.</w:t>
+        <w:t>Deassert NOT(CS) HIGH.</w:t>
       </w:r>
     </w:p>
     <w:p>
@@ -2974,22 +2674,7 @@
           <w:color w:val="282C34"/>
           <w:sz w:val="21"/>
         </w:rPr>
-        <w:t xml:space="preserve"> payload (</w:t>
-      </w:r>
-      <w:r>
-        <w:rPr>
-          <w:i/>
-          <w:color w:val="145AA0"/>
-          <w:sz w:val="21"/>
-        </w:rPr>
-        <w:t>1 ≤ LEN ≤ 255</w:t>
-      </w:r>
-      <w:r>
-        <w:rPr>
-          <w:color w:val="282C34"/>
-          <w:sz w:val="21"/>
-        </w:rPr>
-        <w:t>).</w:t>
+        <w:t xml:space="preserve"> payload (1 &lt;= LEN &lt;= 255).</w:t>
       </w:r>
     </w:p>
     <w:p>
@@ -3014,32 +2699,50 @@
         <w:t>:</w:t>
       </w:r>
     </w:p>
-    <w:p>
-      <w:pPr>
-        <w:spacing w:after="80"/>
-      </w:pPr>
-      <w:r>
-        <w:rPr>
-          <w:i/>
-          <w:color w:val="145AA0"/>
-          <w:sz w:val="21"/>
-        </w:rPr>
-      </w:r>
-      <w:r>
-        <w:rPr>
-          <w:color w:val="282C34"/>
-          <w:sz w:val="21"/>
-        </w:rPr>
-        <w:t>(\text{LEN} + \text{LCS}) \ \&amp; \ 0\text{xFF} = 0\text{x}00 \implies \text{LCS} = (\sim\text{LEN} + 1) \ \&amp; \ 0\text{xFF}</w:t>
-      </w:r>
-      <w:r>
-        <w:rPr>
-          <w:i/>
-          <w:color w:val="145AA0"/>
-          <w:sz w:val="21"/>
-        </w:rPr>
-      </w:r>
-    </w:p>
+    <w:tbl>
+      <w:tblPr>
+        <w:tblW w:type="auto" w:w="0"/>
+        <w:jc w:val="center"/>
+        <w:tblLook w:firstColumn="1" w:firstRow="1" w:lastColumn="0" w:lastRow="0" w:noHBand="0" w:noVBand="1" w:val="04A0"/>
+      </w:tblPr>
+      <w:tblGrid>
+        <w:gridCol w:w="9792"/>
+      </w:tblGrid>
+      <w:tr>
+        <w:tc>
+          <w:tcPr>
+            <w:tcW w:type="dxa" w:w="9792"/>
+            <w:shd w:fill="F5F6F8"/>
+            <w:tcMar>
+              <w:top w:w="80" w:type="dxa"/>
+              <w:bottom w:w="80" w:type="dxa"/>
+              <w:left w:w="140" w:type="dxa"/>
+              <w:right w:w="140" w:type="dxa"/>
+            </w:tcMar>
+            <w:tcBorders>
+              <w:left w:val="single" w:sz="18" w:space="0" w:color="CBD5E0"/>
+              <w:top w:val="none"/>
+              <w:right w:val="none"/>
+              <w:bottom w:val="none"/>
+            </w:tcBorders>
+          </w:tcPr>
+          <w:p>
+            <w:pPr>
+              <w:spacing w:line="240" w:lineRule="auto" w:after="0"/>
+            </w:pPr>
+            <w:r>
+              <w:rPr>
+                <w:rFonts w:ascii="Consolas" w:hAnsi="Consolas"/>
+                <w:color w:val="2D3748"/>
+                <w:sz w:val="18"/>
+              </w:rPr>
+              <w:t>(LEN + LCS) \ &amp; \ 0xFF = 0x00 =&gt; LCS = (simLEN + 1) \ &amp; \ 0xFF</w:t>
+            </w:r>
+          </w:p>
+        </w:tc>
+      </w:tr>
+    </w:tbl>
+    <w:p/>
     <w:p>
       <w:pPr>
         <w:pStyle w:val="ListNumber"/>
@@ -3081,22 +2784,7 @@
           <w:color w:val="282C34"/>
           <w:sz w:val="21"/>
         </w:rPr>
-        <w:t xml:space="preserve">: Direction = Host MCU </w:t>
-      </w:r>
-      <w:r>
-        <w:rPr>
-          <w:i/>
-          <w:color w:val="145AA0"/>
-          <w:sz w:val="21"/>
-        </w:rPr>
-        <w:t>\rightarrow</w:t>
-      </w:r>
-      <w:r>
-        <w:rPr>
-          <w:color w:val="282C34"/>
-          <w:sz w:val="21"/>
-        </w:rPr>
-        <w:t xml:space="preserve"> PN532.</w:t>
+        <w:t>: Direction = Host MCU -&gt; PN532.</w:t>
       </w:r>
     </w:p>
     <w:p>
@@ -3118,22 +2806,7 @@
           <w:color w:val="282C34"/>
           <w:sz w:val="21"/>
         </w:rPr>
-        <w:t xml:space="preserve">: Direction = PN532 </w:t>
-      </w:r>
-      <w:r>
-        <w:rPr>
-          <w:i/>
-          <w:color w:val="145AA0"/>
-          <w:sz w:val="21"/>
-        </w:rPr>
-        <w:t>\rightarrow</w:t>
-      </w:r>
-      <w:r>
-        <w:rPr>
-          <w:color w:val="282C34"/>
-          <w:sz w:val="21"/>
-        </w:rPr>
-        <w:t xml:space="preserve"> Host MCU.</w:t>
+        <w:t>: Direction = PN532 -&gt; Host MCU.</w:t>
       </w:r>
     </w:p>
     <w:p>
@@ -3158,32 +2831,50 @@
         <w:t>:</w:t>
       </w:r>
     </w:p>
-    <w:p>
-      <w:pPr>
-        <w:spacing w:after="80"/>
-      </w:pPr>
-      <w:r>
-        <w:rPr>
-          <w:i/>
-          <w:color w:val="145AA0"/>
-          <w:sz w:val="21"/>
-        </w:rPr>
-      </w:r>
-      <w:r>
-        <w:rPr>
-          <w:color w:val="282C34"/>
-          <w:sz w:val="21"/>
-        </w:rPr>
-        <w:t>\left( \text{TFI} + \sum \text{Data Bytes} + \text{DCS} \right) \ \&amp; \ 0\text{xFF} = 0\text{x}00</w:t>
-      </w:r>
-      <w:r>
-        <w:rPr>
-          <w:i/>
-          <w:color w:val="145AA0"/>
-          <w:sz w:val="21"/>
-        </w:rPr>
-      </w:r>
-    </w:p>
+    <w:tbl>
+      <w:tblPr>
+        <w:tblW w:type="auto" w:w="0"/>
+        <w:jc w:val="center"/>
+        <w:tblLook w:firstColumn="1" w:firstRow="1" w:lastColumn="0" w:lastRow="0" w:noHBand="0" w:noVBand="1" w:val="04A0"/>
+      </w:tblPr>
+      <w:tblGrid>
+        <w:gridCol w:w="9792"/>
+      </w:tblGrid>
+      <w:tr>
+        <w:tc>
+          <w:tcPr>
+            <w:tcW w:type="dxa" w:w="9792"/>
+            <w:shd w:fill="F5F6F8"/>
+            <w:tcMar>
+              <w:top w:w="80" w:type="dxa"/>
+              <w:bottom w:w="80" w:type="dxa"/>
+              <w:left w:w="140" w:type="dxa"/>
+              <w:right w:w="140" w:type="dxa"/>
+            </w:tcMar>
+            <w:tcBorders>
+              <w:left w:val="single" w:sz="18" w:space="0" w:color="CBD5E0"/>
+              <w:top w:val="none"/>
+              <w:right w:val="none"/>
+              <w:bottom w:val="none"/>
+            </w:tcBorders>
+          </w:tcPr>
+          <w:p>
+            <w:pPr>
+              <w:spacing w:line="240" w:lineRule="auto" w:after="0"/>
+            </w:pPr>
+            <w:r>
+              <w:rPr>
+                <w:rFonts w:ascii="Consolas" w:hAnsi="Consolas"/>
+                <w:color w:val="2D3748"/>
+                <w:sz w:val="18"/>
+              </w:rPr>
+              <w:t>( TFI + Sum Data Bytes + DCS ) \ &amp; \ 0xFF = 0x00</w:t>
+            </w:r>
+          </w:p>
+        </w:tc>
+      </w:tr>
+    </w:tbl>
+    <w:p/>
     <w:p>
       <w:pPr>
         <w:pStyle w:val="ListNumber"/>
@@ -3508,32 +3199,50 @@
         <w:t>:</w:t>
       </w:r>
     </w:p>
-    <w:p>
-      <w:pPr>
-        <w:spacing w:after="80"/>
-      </w:pPr>
-      <w:r>
-        <w:rPr>
-          <w:i/>
-          <w:color w:val="145AA0"/>
-          <w:sz w:val="21"/>
-        </w:rPr>
-      </w:r>
-      <w:r>
-        <w:rPr>
-          <w:color w:val="282C34"/>
-          <w:sz w:val="21"/>
-        </w:rPr>
-        <w:t>\text{Bit Rate} = 848\text{ kbps} \implies \text{Byte Rate} = \frac{848,000}{8} = 106,000\text{ bytes/sec} = 106\text{ bytes/ms}</w:t>
-      </w:r>
-      <w:r>
-        <w:rPr>
-          <w:i/>
-          <w:color w:val="145AA0"/>
-          <w:sz w:val="21"/>
-        </w:rPr>
-      </w:r>
-    </w:p>
+    <w:tbl>
+      <w:tblPr>
+        <w:tblW w:type="auto" w:w="0"/>
+        <w:jc w:val="center"/>
+        <w:tblLook w:firstColumn="1" w:firstRow="1" w:lastColumn="0" w:lastRow="0" w:noHBand="0" w:noVBand="1" w:val="04A0"/>
+      </w:tblPr>
+      <w:tblGrid>
+        <w:gridCol w:w="9792"/>
+      </w:tblGrid>
+      <w:tr>
+        <w:tc>
+          <w:tcPr>
+            <w:tcW w:type="dxa" w:w="9792"/>
+            <w:shd w:fill="F5F6F8"/>
+            <w:tcMar>
+              <w:top w:w="80" w:type="dxa"/>
+              <w:bottom w:w="80" w:type="dxa"/>
+              <w:left w:w="140" w:type="dxa"/>
+              <w:right w:w="140" w:type="dxa"/>
+            </w:tcMar>
+            <w:tcBorders>
+              <w:left w:val="single" w:sz="18" w:space="0" w:color="CBD5E0"/>
+              <w:top w:val="none"/>
+              <w:right w:val="none"/>
+              <w:bottom w:val="none"/>
+            </w:tcBorders>
+          </w:tcPr>
+          <w:p>
+            <w:pPr>
+              <w:spacing w:line="240" w:lineRule="auto" w:after="0"/>
+            </w:pPr>
+            <w:r>
+              <w:rPr>
+                <w:rFonts w:ascii="Consolas" w:hAnsi="Consolas"/>
+                <w:color w:val="2D3748"/>
+                <w:sz w:val="18"/>
+              </w:rPr>
+              <w:t>Bit Rate = 848 kbps =&gt; Byte Rate = 848,000 / 8 = 106,000 bytes/sec = 106 bytes/ms</w:t>
+            </w:r>
+          </w:p>
+        </w:tc>
+      </w:tr>
+    </w:tbl>
+    <w:p/>
     <w:p>
       <w:pPr>
         <w:pStyle w:val="ListNumber"/>
@@ -3568,32 +3277,50 @@
         <w:t>A 64-byte FIFO will completely fill in:</w:t>
       </w:r>
     </w:p>
-    <w:p>
-      <w:pPr>
-        <w:spacing w:after="80"/>
-      </w:pPr>
-      <w:r>
-        <w:rPr>
-          <w:i/>
-          <w:color w:val="145AA0"/>
-          <w:sz w:val="21"/>
-        </w:rPr>
-      </w:r>
-      <w:r>
-        <w:rPr>
-          <w:color w:val="282C34"/>
-          <w:sz w:val="21"/>
-        </w:rPr>
-        <w:t>t_{fill} = \frac{64\text{ bytes}}{106\text{ bytes/ms}} \approx 0.603\text{ ms} = 603\ \mu\text{s}</w:t>
-      </w:r>
-      <w:r>
-        <w:rPr>
-          <w:i/>
-          <w:color w:val="145AA0"/>
-          <w:sz w:val="21"/>
-        </w:rPr>
-      </w:r>
-    </w:p>
+    <w:tbl>
+      <w:tblPr>
+        <w:tblW w:type="auto" w:w="0"/>
+        <w:jc w:val="center"/>
+        <w:tblLook w:firstColumn="1" w:firstRow="1" w:lastColumn="0" w:lastRow="0" w:noHBand="0" w:noVBand="1" w:val="04A0"/>
+      </w:tblPr>
+      <w:tblGrid>
+        <w:gridCol w:w="9792"/>
+      </w:tblGrid>
+      <w:tr>
+        <w:tc>
+          <w:tcPr>
+            <w:tcW w:type="dxa" w:w="9792"/>
+            <w:shd w:fill="F5F6F8"/>
+            <w:tcMar>
+              <w:top w:w="80" w:type="dxa"/>
+              <w:bottom w:w="80" w:type="dxa"/>
+              <w:left w:w="140" w:type="dxa"/>
+              <w:right w:w="140" w:type="dxa"/>
+            </w:tcMar>
+            <w:tcBorders>
+              <w:left w:val="single" w:sz="18" w:space="0" w:color="CBD5E0"/>
+              <w:top w:val="none"/>
+              <w:right w:val="none"/>
+              <w:bottom w:val="none"/>
+            </w:tcBorders>
+          </w:tcPr>
+          <w:p>
+            <w:pPr>
+              <w:spacing w:line="240" w:lineRule="auto" w:after="0"/>
+            </w:pPr>
+            <w:r>
+              <w:rPr>
+                <w:rFonts w:ascii="Consolas" w:hAnsi="Consolas"/>
+                <w:color w:val="2D3748"/>
+                <w:sz w:val="18"/>
+              </w:rPr>
+              <w:t>t_fill = (64 bytes) / (106 bytes/ms) ≈ 0.603 ms = 603\ µs</w:t>
+            </w:r>
+          </w:p>
+        </w:tc>
+      </w:tr>
+    </w:tbl>
+    <w:p/>
     <w:p>
       <w:pPr>
         <w:pStyle w:val="ListNumber"/>
@@ -3658,32 +3385,50 @@
         <w:t>:</w:t>
       </w:r>
     </w:p>
-    <w:p>
-      <w:pPr>
-        <w:spacing w:after="80"/>
-      </w:pPr>
-      <w:r>
-        <w:rPr>
-          <w:i/>
-          <w:color w:val="145AA0"/>
-          <w:sz w:val="21"/>
-        </w:rPr>
-      </w:r>
-      <w:r>
-        <w:rPr>
-          <w:color w:val="282C34"/>
-          <w:sz w:val="21"/>
-        </w:rPr>
-        <w:t>t_{margin} = \frac{32\text{ bytes}}{106\text{ bytes/ms}} \approx 301\ \mu\text{s}</w:t>
-      </w:r>
-      <w:r>
-        <w:rPr>
-          <w:i/>
-          <w:color w:val="145AA0"/>
-          <w:sz w:val="21"/>
-        </w:rPr>
-      </w:r>
-    </w:p>
+    <w:tbl>
+      <w:tblPr>
+        <w:tblW w:type="auto" w:w="0"/>
+        <w:jc w:val="center"/>
+        <w:tblLook w:firstColumn="1" w:firstRow="1" w:lastColumn="0" w:lastRow="0" w:noHBand="0" w:noVBand="1" w:val="04A0"/>
+      </w:tblPr>
+      <w:tblGrid>
+        <w:gridCol w:w="9792"/>
+      </w:tblGrid>
+      <w:tr>
+        <w:tc>
+          <w:tcPr>
+            <w:tcW w:type="dxa" w:w="9792"/>
+            <w:shd w:fill="F5F6F8"/>
+            <w:tcMar>
+              <w:top w:w="80" w:type="dxa"/>
+              <w:bottom w:w="80" w:type="dxa"/>
+              <w:left w:w="140" w:type="dxa"/>
+              <w:right w:w="140" w:type="dxa"/>
+            </w:tcMar>
+            <w:tcBorders>
+              <w:left w:val="single" w:sz="18" w:space="0" w:color="CBD5E0"/>
+              <w:top w:val="none"/>
+              <w:right w:val="none"/>
+              <w:bottom w:val="none"/>
+            </w:tcBorders>
+          </w:tcPr>
+          <w:p>
+            <w:pPr>
+              <w:spacing w:line="240" w:lineRule="auto" w:after="0"/>
+            </w:pPr>
+            <w:r>
+              <w:rPr>
+                <w:rFonts w:ascii="Consolas" w:hAnsi="Consolas"/>
+                <w:color w:val="2D3748"/>
+                <w:sz w:val="18"/>
+              </w:rPr>
+              <w:t>t_margin = (32 bytes) / (106 bytes/ms) ≈ 301\ µs</w:t>
+            </w:r>
+          </w:p>
+        </w:tc>
+      </w:tr>
+    </w:tbl>
+    <w:p/>
     <w:p>
       <w:pPr>
         <w:spacing w:after="80"/>
@@ -3709,7 +3454,7 @@
           <w:color w:val="282C34"/>
           <w:sz w:val="21"/>
         </w:rPr>
-        <w:t>$301\ \mu\text{s}$</w:t>
+        <w:t>301\ µs</w:t>
       </w:r>
       <w:r>
         <w:rPr>
@@ -3750,50 +3495,53 @@
           <w:color w:val="282C34"/>
           <w:sz w:val="21"/>
         </w:rPr>
-        <w:t xml:space="preserve">At </w:t>
-      </w:r>
-      <w:r>
-        <w:rPr>
-          <w:i/>
-          <w:color w:val="145AA0"/>
-          <w:sz w:val="21"/>
-        </w:rPr>
-        <w:t>f_{SCLK = 5 MHz</w:t>
-      </w:r>
-      <w:r>
-        <w:rPr>
-          <w:color w:val="282C34"/>
-          <w:sz w:val="21"/>
-        </w:rPr>
-        <w:t>, transferring 32 bytes over SPI takes:</w:t>
+        <w:t>At f_SCLK = 5 MHz, transferring 32 bytes over SPI takes:</w:t>
       </w:r>
     </w:p>
-    <w:p>
-      <w:pPr>
-        <w:spacing w:after="80"/>
-      </w:pPr>
-      <w:r>
-        <w:rPr>
-          <w:i/>
-          <w:color w:val="145AA0"/>
-          <w:sz w:val="21"/>
-        </w:rPr>
-      </w:r>
-      <w:r>
-        <w:rPr>
-          <w:color w:val="282C34"/>
-          <w:sz w:val="21"/>
-        </w:rPr>
-        <w:t>t_{spi} = \frac{32\text{ bytes} \times 8\text{ bits}}{5\text{ MHz}} = 51.2\ \mu\text{s}</w:t>
-      </w:r>
-      <w:r>
-        <w:rPr>
-          <w:i/>
-          <w:color w:val="145AA0"/>
-          <w:sz w:val="21"/>
-        </w:rPr>
-      </w:r>
-    </w:p>
+    <w:tbl>
+      <w:tblPr>
+        <w:tblW w:type="auto" w:w="0"/>
+        <w:jc w:val="center"/>
+        <w:tblLook w:firstColumn="1" w:firstRow="1" w:lastColumn="0" w:lastRow="0" w:noHBand="0" w:noVBand="1" w:val="04A0"/>
+      </w:tblPr>
+      <w:tblGrid>
+        <w:gridCol w:w="9792"/>
+      </w:tblGrid>
+      <w:tr>
+        <w:tc>
+          <w:tcPr>
+            <w:tcW w:type="dxa" w:w="9792"/>
+            <w:shd w:fill="F5F6F8"/>
+            <w:tcMar>
+              <w:top w:w="80" w:type="dxa"/>
+              <w:bottom w:w="80" w:type="dxa"/>
+              <w:left w:w="140" w:type="dxa"/>
+              <w:right w:w="140" w:type="dxa"/>
+            </w:tcMar>
+            <w:tcBorders>
+              <w:left w:val="single" w:sz="18" w:space="0" w:color="CBD5E0"/>
+              <w:top w:val="none"/>
+              <w:right w:val="none"/>
+              <w:bottom w:val="none"/>
+            </w:tcBorders>
+          </w:tcPr>
+          <w:p>
+            <w:pPr>
+              <w:spacing w:line="240" w:lineRule="auto" w:after="0"/>
+            </w:pPr>
+            <w:r>
+              <w:rPr>
+                <w:rFonts w:ascii="Consolas" w:hAnsi="Consolas"/>
+                <w:color w:val="2D3748"/>
+                <w:sz w:val="18"/>
+              </w:rPr>
+              <w:t>t_spi = (32 bytes * 8 bits) / (5 MHz) = 51.2\ µs</w:t>
+            </w:r>
+          </w:p>
+        </w:tc>
+      </w:tr>
+    </w:tbl>
+    <w:p/>
     <w:p>
       <w:pPr>
         <w:spacing w:after="80"/>
@@ -3803,22 +3551,7 @@
           <w:color w:val="282C34"/>
           <w:sz w:val="21"/>
         </w:rPr>
-        <w:t xml:space="preserve">Because </w:t>
-      </w:r>
-      <w:r>
-        <w:rPr>
-          <w:i/>
-          <w:color w:val="145AA0"/>
-          <w:sz w:val="21"/>
-        </w:rPr>
-        <w:t>51.2\ µs \ll 301\ µs</w:t>
-      </w:r>
-      <w:r>
-        <w:rPr>
-          <w:color w:val="282C34"/>
-          <w:sz w:val="21"/>
-        </w:rPr>
-        <w:t>, the SPI bus easily drains the FIFO before overflow occurs, provided the host firmware does not block inside higher-priority interrupt handlers.</w:t>
+        <w:t>Because 51.2\ µs &lt;&lt; 301\ µs, the SPI bus easily drains the FIFO before overflow occurs, provided the host firmware does not block inside higher-priority interrupt handlers.</w:t>
       </w:r>
     </w:p>
     <w:p>
@@ -4104,11 +3837,10 @@
             </w:pPr>
             <w:r>
               <w:rPr>
-                <w:i/>
-                <w:color w:val="145AA0"/>
+                <w:color w:val="282C34"/>
                 <w:sz w:val="18"/>
               </w:rPr>
-              <w:t>f_{SCLK</w:t>
+              <w:t>f_SCLK</w:t>
             </w:r>
           </w:p>
         </w:tc>
@@ -4230,11 +3962,10 @@
             </w:pPr>
             <w:r>
               <w:rPr>
-                <w:i/>
-                <w:color w:val="145AA0"/>
+                <w:color w:val="282C34"/>
                 <w:sz w:val="18"/>
               </w:rPr>
-              <w:t>t_{CLKH, t_{CLKL</w:t>
+              <w:t>t_CLKH, t_CLKL</w:t>
             </w:r>
           </w:p>
         </w:tc>
@@ -4357,11 +4088,10 @@
             </w:pPr>
             <w:r>
               <w:rPr>
-                <w:i/>
-                <w:color w:val="145AA0"/>
+                <w:color w:val="282C34"/>
                 <w:sz w:val="18"/>
               </w:rPr>
-              <w:t>t_{lead</w:t>
+              <w:t>t_lead</w:t>
             </w:r>
           </w:p>
         </w:tc>
@@ -4433,22 +4163,7 @@
                 <w:color w:val="282C34"/>
                 <w:sz w:val="18"/>
               </w:rPr>
-              <w:t xml:space="preserve">Delay from </w:t>
-            </w:r>
-            <w:r>
-              <w:rPr>
-                <w:i/>
-                <w:color w:val="145AA0"/>
-                <w:sz w:val="18"/>
-              </w:rPr>
-              <w:t>\overline{CS</w:t>
-            </w:r>
-            <w:r>
-              <w:rPr>
-                <w:color w:val="282C34"/>
-                <w:sz w:val="18"/>
-              </w:rPr>
-              <w:t xml:space="preserve"> falling edge to first SCLK edge</w:t>
+              <w:t>Delay from NOT(CS) falling edge to first SCLK edge</w:t>
             </w:r>
           </w:p>
         </w:tc>
@@ -4498,11 +4213,10 @@
             </w:pPr>
             <w:r>
               <w:rPr>
-                <w:i/>
-                <w:color w:val="145AA0"/>
+                <w:color w:val="282C34"/>
                 <w:sz w:val="18"/>
               </w:rPr>
-              <w:t>t_{lag</w:t>
+              <w:t>t_lag</w:t>
             </w:r>
           </w:p>
         </w:tc>
@@ -4577,22 +4291,7 @@
                 <w:color w:val="282C34"/>
                 <w:sz w:val="18"/>
               </w:rPr>
-              <w:t xml:space="preserve">Delay from last SCLK edge to </w:t>
-            </w:r>
-            <w:r>
-              <w:rPr>
-                <w:i/>
-                <w:color w:val="145AA0"/>
-                <w:sz w:val="18"/>
-              </w:rPr>
-              <w:t>\overline{CS</w:t>
-            </w:r>
-            <w:r>
-              <w:rPr>
-                <w:color w:val="282C34"/>
-                <w:sz w:val="18"/>
-              </w:rPr>
-              <w:t xml:space="preserve"> rising edge</w:t>
+              <w:t>Delay from last SCLK edge to NOT(CS) rising edge</w:t>
             </w:r>
           </w:p>
         </w:tc>
@@ -4640,11 +4339,10 @@
             </w:pPr>
             <w:r>
               <w:rPr>
-                <w:i/>
-                <w:color w:val="145AA0"/>
+                <w:color w:val="282C34"/>
                 <w:sz w:val="18"/>
               </w:rPr>
-              <w:t>t_{CS\_high</w:t>
+              <w:t>t_CS_high</w:t>
             </w:r>
           </w:p>
         </w:tc>
@@ -4768,11 +4466,10 @@
             </w:pPr>
             <w:r>
               <w:rPr>
-                <w:i/>
-                <w:color w:val="145AA0"/>
+                <w:color w:val="282C34"/>
                 <w:sz w:val="18"/>
               </w:rPr>
-              <w:t>t_{su</w:t>
+              <w:t>t_su</w:t>
             </w:r>
           </w:p>
         </w:tc>
@@ -4895,8 +4592,7 @@
             </w:pPr>
             <w:r>
               <w:rPr>
-                <w:i/>
-                <w:color w:val="145AA0"/>
+                <w:color w:val="282C34"/>
                 <w:sz w:val="18"/>
               </w:rPr>
               <w:t>t_h</w:t>
@@ -5021,11 +4717,10 @@
             </w:pPr>
             <w:r>
               <w:rPr>
-                <w:i/>
-                <w:color w:val="145AA0"/>
+                <w:color w:val="282C34"/>
                 <w:sz w:val="18"/>
               </w:rPr>
-              <w:t>t_{v</w:t>
+              <w:t>t_v</w:t>
             </w:r>
           </w:p>
         </w:tc>
